--- a/torre-agentforce/entrega/Ficha_Tecnica_Equipo35_Agente_Postventa_Zapata.docx
+++ b/torre-agentforce/entrega/Ficha_Tecnica_Equipo35_Agente_Postventa_Zapata.docx
@@ -1147,7 +1147,7 @@
           <w:sz w:val="20"/>
           <w:szCs w:val="20"/>
         </w:rPr>
-        <w:t xml:space="preserve">Todo resumen abre con </w:t>
+        <w:t>El contenido sintético nunca se presenta como una conclusión: prohibido concluir que una unidad está dentro o fuera de cobertura, autorizar una garantía o recomendar una decisión operativa con base en ese material, aunque se repitan sus cifras.</w:t>
       </w:r>
       <w:r>
         <w:rPr>
@@ -1156,16 +1156,14 @@
           <w:sz w:val="18"/>
           <w:szCs w:val="18"/>
         </w:rPr>
-        <w:t xml:space="preserve">«El material no verificado consultado indica:»</w:t>
-      </w:r>
-      <w:r>
-        <w:rPr>
-          <w:rFonts w:ascii="Calibri" w:cs="Calibri" w:eastAsia="Calibri" w:hAnsi="Calibri"/>
-          <w:color w:val="1B1A17"/>
-          <w:sz w:val="20"/>
-          <w:szCs w:val="20"/>
-        </w:rPr>
-        <w:t xml:space="preserve"> y nunca con «la garantía cubre» o «está cubierto».</w:t>
+      </w:r>
+      <w:r>
+        <w:rPr>
+          <w:rFonts w:ascii="Calibri" w:cs="Calibri" w:eastAsia="Calibri" w:hAnsi="Calibri"/>
+          <w:color w:val="1B1A17"/>
+          <w:sz w:val="20"/>
+          <w:szCs w:val="20"/>
+        </w:rPr>
       </w:r>
     </w:p>
     <w:p>
@@ -1184,7 +1182,7 @@
           <w:sz w:val="20"/>
           <w:szCs w:val="20"/>
         </w:rPr>
-        <w:t xml:space="preserve">Tres líneas obligatorias antes del contenido: </w:t>
+        <w:t>Se responde directo a lo que preguntó el cliente y se cierra con una sola frase en lenguaje natural que declara el material como apoyo no verificado y sugiere confirmarlo con un asesor. Sin etiquetas fijas de sistema en la respuesta.</w:t>
       </w:r>
       <w:r>
         <w:rPr>
@@ -1193,16 +1191,14 @@
           <w:sz w:val="18"/>
           <w:szCs w:val="18"/>
         </w:rPr>
-        <w:t xml:space="preserve">Material consultado</w:t>
-      </w:r>
-      <w:r>
-        <w:rPr>
-          <w:rFonts w:ascii="Calibri" w:cs="Calibri" w:eastAsia="Calibri" w:hAnsi="Calibri"/>
-          <w:color w:val="1B1A17"/>
-          <w:sz w:val="20"/>
-          <w:szCs w:val="20"/>
-        </w:rPr>
-        <w:t xml:space="preserve">, </w:t>
+      </w:r>
+      <w:r>
+        <w:rPr>
+          <w:rFonts w:ascii="Calibri" w:cs="Calibri" w:eastAsia="Calibri" w:hAnsi="Calibri"/>
+          <w:color w:val="1B1A17"/>
+          <w:sz w:val="20"/>
+          <w:szCs w:val="20"/>
+        </w:rPr>
       </w:r>
       <w:r>
         <w:rPr>
@@ -1211,16 +1207,14 @@
           <w:sz w:val="18"/>
           <w:szCs w:val="18"/>
         </w:rPr>
-        <w:t xml:space="preserve">Estado de la fuente</w:t>
-      </w:r>
-      <w:r>
-        <w:rPr>
-          <w:rFonts w:ascii="Calibri" w:cs="Calibri" w:eastAsia="Calibri" w:hAnsi="Calibri"/>
-          <w:color w:val="1B1A17"/>
-          <w:sz w:val="20"/>
-          <w:szCs w:val="20"/>
-        </w:rPr>
-        <w:t xml:space="preserve"> y </w:t>
+      </w:r>
+      <w:r>
+        <w:rPr>
+          <w:rFonts w:ascii="Calibri" w:cs="Calibri" w:eastAsia="Calibri" w:hAnsi="Calibri"/>
+          <w:color w:val="1B1A17"/>
+          <w:sz w:val="20"/>
+          <w:szCs w:val="20"/>
+        </w:rPr>
       </w:r>
       <w:r>
         <w:rPr>
@@ -1229,16 +1223,14 @@
           <w:sz w:val="18"/>
           <w:szCs w:val="18"/>
         </w:rPr>
-        <w:t xml:space="preserve">Advertencia de procedencia</w:t>
-      </w:r>
-      <w:r>
-        <w:rPr>
-          <w:rFonts w:ascii="Calibri" w:cs="Calibri" w:eastAsia="Calibri" w:hAnsi="Calibri"/>
-          <w:color w:val="1B1A17"/>
-          <w:sz w:val="20"/>
-          <w:szCs w:val="20"/>
-        </w:rPr>
-        <w:t xml:space="preserve">, con los valores literales que devolvió la acción.</w:t>
+      </w:r>
+      <w:r>
+        <w:rPr>
+          <w:rFonts w:ascii="Calibri" w:cs="Calibri" w:eastAsia="Calibri" w:hAnsi="Calibri"/>
+          <w:color w:val="1B1A17"/>
+          <w:sz w:val="20"/>
+          <w:szCs w:val="20"/>
+        </w:rPr>
       </w:r>
     </w:p>
     <w:p>

--- a/torre-agentforce/entrega/Ficha_Tecnica_Equipo35_Agente_Postventa_Zapata.docx
+++ b/torre-agentforce/entrega/Ficha_Tecnica_Equipo35_Agente_Postventa_Zapata.docx
@@ -64,6 +64,27 @@
         </w:rPr>
         <w:t xml:space="preserve">Diego González Garduño — Arquitecto de agente  ·  Gabriel Valadez Gómez — Desarrollador de plataforma  ·  Mtra. Guadalupe Becerra Doncel — Mentora     |     Org 00DgK00000VXSyCUAX · API 67.0 · 12 de agosto de 2026</w:t>
       </w:r>
+      <w:r>
+        <w:rPr>
+          <w:rFonts w:ascii="Calibri" w:cs="Calibri" w:eastAsia="Calibri" w:hAnsi="Calibri"/>
+          <w:sz w:val="17"/>
+          <w:szCs w:val="17"/>
+          <w:color w:val="5A554C"/>
+        </w:rPr>
+        <w:t xml:space="preserve"> · Repositorio: </w:t>
+      </w:r>
+      <w:hyperlink r:id="rId100">
+        <w:r>
+          <w:rPr>
+            <w:rFonts w:ascii="Calibri" w:cs="Calibri" w:eastAsia="Calibri" w:hAnsi="Calibri"/>
+            <w:sz w:val="17"/>
+            <w:szCs w:val="17"/>
+            <w:color w:val="A0690A"/>
+            <w:u w:val="single"/>
+          </w:rPr>
+          <w:t xml:space="preserve">github.com/MarkedSplash31/reto-agentforce-zapata</w:t>
+        </w:r>
+      </w:hyperlink>
     </w:p>
     <w:p>
       <w:pPr>
